--- a/packages/document-engine/templates/fire/1.9_fire_decision_control.docx
+++ b/packages/document-engine/templates/fire/1.9_fire_decision_control.docx
@@ -6645,7 +6645,7 @@
         <w:pStyle w:val="Normal"/>
         <w:keepNext w:val="false"/>
         <w:widowControl/>
-        <w:spacing w:before="0" w:after="480"/>
+        <w:spacing w:before="0" w:after="120"/>
         <w:ind w:hanging="0" w:left="0" w:right="0"/>
         <w:jc w:val="center"/>
         <w:rPr>

--- a/packages/document-engine/templates/fire/1.9_fire_decision_control.docx
+++ b/packages/document-engine/templates/fire/1.9_fire_decision_control.docx
@@ -99,7 +99,7 @@
           <w:szCs w:val="20"/>
           <w:lang w:val="ro-RO"/>
         </w:rPr>
-        <w:t>În baza prevederilor Legii 307/2006 – Art. 19 alin. (1) lit. a) și Art. 27 alin. (1) lit. j), ale OMAI 163/2007 – Art. 5 lit. b), Art. 18 lit. r), Art. 149, Art. 151 și Art. 152 și ale OMAI 135/2023 – Art. 8, {{client.representativeName}}, în calitate de {{client.representativeRole}} în cadr</w:t>
+        <w:t>În baza prevederilor Legii 307/2006 – art. 19 alin. (1) lit. a) și art. 27 alin. (1) lit. j), ale OMAI 163/2007 – art. 5 lit. b), art. 18 lit. r), art. 149, art. 151 și art. 152 și ale OMAI 135/2023 – art. 8, {{client.representativeName}}, în calitate de {{fire.representativeRoleRunOn}} în c</w:t>
       </w:r>
       <w:r>
         <w:rPr>
@@ -111,7 +111,7 @@
           <w:szCs w:val="20"/>
           <w:lang w:val="ro-RO"/>
         </w:rPr>
-        <w:t>ul {{client.legalName}},</w:t>
+        <w:t>adrul {{client.legalName</w:t>
       </w:r>
       <w:r>
         <w:rPr>
@@ -123,7 +123,7 @@
           <w:szCs w:val="20"/>
           <w:lang w:val="ro-RO"/>
         </w:rPr>
-        <w:t xml:space="preserve"> începând cu da</w:t>
+        <w:t>}}, începând cu</w:t>
       </w:r>
       <w:r>
         <w:rPr>
@@ -135,7 +135,7 @@
           <w:szCs w:val="20"/>
           <w:lang w:val="ro-RO"/>
         </w:rPr>
-        <w:t>ta de {{issue</w:t>
+        <w:t xml:space="preserve"> data de {{is</w:t>
       </w:r>
       <w:r>
         <w:rPr>
@@ -147,7 +147,7 @@
           <w:szCs w:val="20"/>
           <w:lang w:val="ro-RO"/>
         </w:rPr>
-        <w:t>Date}},</w:t>
+        <w:t>sueDate}},</w:t>
       </w:r>
     </w:p>
     <w:p>
@@ -240,7 +240,7 @@
           <w:szCs w:val="20"/>
           <w:lang w:val="ro-RO"/>
         </w:rPr>
-        <w:t>Structura cu atribuții de apărare împotriva incendiilor, formată din {{fire.coordinator.name}}, având funcția de {{fire.coordinator.jobTitle}}, coordonator privind apărarea împotriva incendiilor, și {{fireSafetyTechnician.name}}, cadru tehnic cu atribuții în domeniul apărării împotriva incendiilor, reprezentant al {{provider.legalName}}, întocmește anual un grafic pentru efectuarea controlului de către structura cu atribuții și șefii locurilor de muncă.</w:t>
+        <w:t>Structura cu atribuții de apărare împotriva incendiilor, formată din {{fire.coordinator.name}}, având funcția de {{fire.coordinator.jobTitleRunOn}}, coordonator privind apărarea împotriva incendiilor, și {{fireSafetyTechnician.name}}, cadru tehnic cu atribuții în domeniul apărării împotriva incendiilor, reprezentant al {{provider.legalName}}, întocmește anual un grafic pentru efectuarea controlului de către structura cu atribuții și șefii locurilor de muncă.</w:t>
       </w:r>
     </w:p>
     <w:p>
@@ -369,7 +369,7 @@
           <w:lang w:val="ro-RO"/>
         </w:rPr>
         <w:tab/>
-        <w:t>coordonatorul privind apărarea împotriva incendiilor, cu cadrul tehnic după caz – lunar, controlul fiecărui stingător de incendiu, cu înscrierea rezultatelor în registrul de evidență prevăzut de OMAI 135/2023 – Anexa 2{{#fire.hasGasExtinguishers}}, iar la cel mult 6 luni, în lunile iunie și decembrie, verificarea prin cântărire a stingătoarelor cu CO₂ sau agent curat (OMAI 135/2023 – Art. 8 alin. (3)){{/fire.hasGasExtinguishers}};</w:t>
+        <w:t>coordonatorul privind apărarea împotriva incendiilor, cu cadrul tehnic, după caz – lunar, controlul fiecărui stingător de incendiu, cu înscrierea rezultatelor în registrul de evidență prevăzut de OMAI 135/2023 – anexa 2{{#fire.hasGasExtinguishers}}, iar la cel mult 6 luni, în lunile iunie și decembrie, verificarea prin cântărire a stingătoarelor cu CO₂ sau agent curat (OMAI 135/2023 – art. 8 alin. (3)){{/fire.hasGasExtinguishers}};</w:t>
       </w:r>
     </w:p>
     <w:p>
@@ -417,7 +417,7 @@
           <w:lang w:val="ro-RO"/>
         </w:rPr>
         <w:tab/>
-        <w:t>șefii locurilor de muncă – zilnic sau pe schimb, la locul de muncă pe care îl conduc (OMAI 163/2007 – Art. 149 alin. (1) lit. c));</w:t>
+        <w:t>șefii locurilor de muncă – zilnic sau pe schimb, la locul de muncă pe care îl conduc (OMAI 163/2007 – art. 149 alin. (1) lit. c));</w:t>
       </w:r>
     </w:p>
     <w:p>
@@ -465,7 +465,7 @@
           <w:lang w:val="ro-RO"/>
         </w:rPr>
         <w:tab/>
-        <w:t>personalul de execuție – zilnic, la terminarea programului de lucru (în conformitate cu programul de lucru);</w:t>
+        <w:t>personalul de execuție – zilnic, la terminarea programului de lucru;</w:t>
       </w:r>
     </w:p>
     <w:p>
@@ -513,7 +513,7 @@
           <w:lang w:val="ro-RO"/>
         </w:rPr>
         <w:tab/>
-        <w:t>{{client.representativeName}}, în calitate de {{client.representativeRole}}, împreună cu coordonatorul privind apărarea împotriva incendiilor și cadrul tehnic – anual, în luna ianuarie, pe tot perimetrul.</w:t>
+        <w:t>{{client.representativeName}}, în calitate de {{fire.representativeRoleRunOn}}, împreună cu coordonatorul privind apărarea împotriva incendiilor și cadrul tehnic – anual, în luna ianuarie, pe tot perimetrul.</w:t>
       </w:r>
     </w:p>
     <w:p>
@@ -594,7 +594,7 @@
           <w:lang w:val="ro-RO"/>
         </w:rPr>
         <w:tab/>
-        <w:t>construcțiile, instalațiile, zonele cuprinse în control;</w:t>
+        <w:t>construcțiile, instalațiile și zonele cuprinse în control;</w:t>
       </w:r>
     </w:p>
     <w:p>
@@ -822,7 +822,7 @@
           <w:szCs w:val="20"/>
           <w:lang w:val="ro-RO"/>
         </w:rPr>
-        <w:t>Structura cu atribuții de apărare împotriva incendiilor asigură întocmirea raportului de analiză, pe care cadrul tehnic îl prezintă conducerii semestrial sau ori de câte ori situația impune (Legea 307/2006 – Art. 27 alin. (1) lit. j)), cu următorul conținut:</w:t>
+        <w:t>Structura cu atribuții de apărare împotriva incendiilor asigură întocmirea raportului de analiză, pe care cadrul tehnic îl prezintă conducerii semestrial sau ori de câte ori situația impune (Legea 307/2006 – art. 27 alin. (1) lit. j)), cu următorul conținut:</w:t>
       </w:r>
     </w:p>
     <w:p>
@@ -1272,7 +1272,7 @@
           <w:szCs w:val="20"/>
           <w:lang w:val="ro-RO"/>
         </w:rPr>
-        <w:t>Deciziile care se iau se înscriu și se aprobă în hotărârea ședinței de analiză și se aduc la cunoștința persoanelor interesate de întocmirea documentelor următoare:</w:t>
+        <w:t>Deciziile care se iau se înscriu și se aprobă în hotărârea ședinței de analiză și se aduc la cunoștința persoanelor care întocmesc următoarele documente:</w:t>
       </w:r>
     </w:p>
     <w:p>
@@ -1656,7 +1656,7 @@
           <w:lang w:val="ro-RO"/>
         </w:rPr>
         <w:tab/>
-        <w:t>procesul-verbal al ședințelor de analiză a activității;</w:t>
+        <w:t>procesele-verbale ale ședințelor de analiză a activității;</w:t>
       </w:r>
     </w:p>
     <w:p>
@@ -3221,7 +3221,7 @@
                 <w:szCs w:val="16"/>
                 <w:lang w:val="ro-RO"/>
               </w:rPr>
-              <w:t>Coordonatorul privind apărarea împotriva incendiilor, cu cadrul tehnic după caz</w:t>
+              <w:t>Coordonatorul privind apărarea împotriva incendiilor, cu cadrul tehnic, după caz</w:t>
             </w:r>
           </w:p>
         </w:tc>
@@ -3900,7 +3900,7 @@
                 <w:szCs w:val="16"/>
                 <w:lang w:val="ro-RO"/>
               </w:rPr>
-              <w:t>{{#fire.hasGasExtinguishers}}Coordonatorul privind apărarea împotriva incendiilor, cu cadrul tehnic după caz</w:t>
+              <w:t>{{#fire.hasGasExtinguishers}}Coordonatorul privind apărarea împotriva incendiilor, cu cadrul tehnic, după caz</w:t>
             </w:r>
           </w:p>
         </w:tc>
@@ -6693,7 +6693,7 @@
           <w:szCs w:val="20"/>
           <w:lang w:val="ro-RO"/>
         </w:rPr>
-        <w:t>PROCES VERBAL DE LUARE LA CUNOȘTINȚĂ</w:t>
+        <w:t>PROCES-VERBAL DE LUARE DE CUNOȘTINȚĂ</w:t>
       </w:r>
     </w:p>
     <w:p>
@@ -6772,7 +6772,7 @@
           <w:szCs w:val="20"/>
           <w:lang w:val="ro-RO"/>
         </w:rPr>
-        <w:t>, nr. {{fire.dec</w:t>
+        <w:t xml:space="preserve"> nr. {{fire.deci</w:t>
       </w:r>
       <w:r>
         <w:rPr>
@@ -6784,7 +6784,7 @@
           <w:szCs w:val="20"/>
           <w:lang w:val="ro-RO"/>
         </w:rPr>
-        <w:t>isionNumbers.control}} din {{issueDate}}.</w:t>
+        <w:t>sionNumbers.control}} din {{issueDate}}.</w:t>
       </w:r>
     </w:p>
     <w:tbl>
@@ -6847,7 +6847,7 @@
                 <w:szCs w:val="20"/>
                 <w:lang w:val="ro-RO"/>
               </w:rPr>
-              <w:t>Nr. Crt.</w:t>
+              <w:t>Nr. crt.</w:t>
             </w:r>
           </w:p>
         </w:tc>

--- a/packages/document-engine/templates/fire/1.9_fire_decision_control.docx
+++ b/packages/document-engine/templates/fire/1.9_fire_decision_control.docx
@@ -343,6 +343,28 @@
         </w:rPr>
       </w:pPr>
       <w:r>
+        <w:t>{{#fire.hasThirdParties}}</w:t>
+      </w:r>
+    </w:p>
+    <w:p>
+      <w:pPr>
+        <w:pStyle w:val="Normal"/>
+        <w:keepNext w:val="false"/>
+        <w:pageBreakBefore w:val="false"/>
+        <w:widowControl/>
+        <w:numPr>
+          <w:ilvl w:val="0"/>
+          <w:numId w:val="0"/>
+        </w:numPr>
+        <w:spacing w:before="0" w:after="40"/>
+        <w:ind w:hanging="360" w:left="720"/>
+        <w:jc w:val="left"/>
+        <w:rPr>
+          <w:rFonts w:ascii="Arial" w:hAnsi="Arial" w:cs="Arial"/>
+          <w:lang w:val="ro-RO"/>
+        </w:rPr>
+      </w:pPr>
+      <w:r>
         <w:rPr>
           <w:rFonts w:eastAsia="Arial" w:cs="Arial" w:ascii="Arial" w:hAnsi="Arial"/>
           <w:b/>
@@ -355,6 +377,76 @@
           <w:lang w:val="ro-RO"/>
         </w:rPr>
         <w:t>b)</w:t>
+      </w:r>
+      <w:r>
+        <w:rPr>
+          <w:rFonts w:eastAsia="Arial" w:cs="Arial" w:ascii="Arial" w:hAnsi="Arial"/>
+          <w:b w:val="false"/>
+          <w:i w:val="false"/>
+          <w:color w:val="auto"/>
+          <w:spacing w:val="0"/>
+          <w:w w:val="100"/>
+          <w:sz w:val="20"/>
+          <w:szCs w:val="20"/>
+          <w:lang w:val="ro-RO"/>
+        </w:rPr>
+        <w:tab/>
+        <w:t>coordonatorul privind apărarea împotriva incendiilor și cadrul tehnic – trimestrial, în lunile martie, iunie, septembrie și decembrie, la persoanele juridice care desfășoară activități în spațiile {{client.legalName}};</w:t>
+      </w:r>
+    </w:p>
+    <w:p>
+      <w:pPr>
+        <w:pStyle w:val="Normal"/>
+        <w:keepNext w:val="false"/>
+        <w:pageBreakBefore w:val="false"/>
+        <w:widowControl/>
+        <w:numPr>
+          <w:ilvl w:val="0"/>
+          <w:numId w:val="0"/>
+        </w:numPr>
+        <w:spacing w:before="0" w:after="40"/>
+        <w:ind w:hanging="360" w:left="720"/>
+        <w:jc w:val="left"/>
+        <w:rPr>
+          <w:rFonts w:ascii="Arial" w:hAnsi="Arial" w:cs="Arial"/>
+          <w:lang w:val="ro-RO"/>
+        </w:rPr>
+      </w:pPr>
+      <w:r>
+        <w:t>{{/fire.hasThirdParties}}</w:t>
+      </w:r>
+    </w:p>
+    <w:p>
+      <w:pPr>
+        <w:pStyle w:val="Normal"/>
+        <w:keepNext w:val="false"/>
+        <w:pageBreakBefore w:val="false"/>
+        <w:widowControl/>
+        <w:numPr>
+          <w:ilvl w:val="0"/>
+          <w:numId w:val="0"/>
+        </w:numPr>
+        <w:spacing w:before="0" w:after="40"/>
+        <w:ind w:hanging="360" w:left="720"/>
+        <w:jc w:val="left"/>
+        <w:rPr>
+          <w:rFonts w:ascii="Arial" w:hAnsi="Arial" w:cs="Arial"/>
+          <w:lang w:val="ro-RO"/>
+        </w:rPr>
+      </w:pPr>
+      <w:r>
+        <w:rPr>
+          <w:rFonts w:eastAsia="Arial" w:cs="Arial" w:ascii="Arial" w:hAnsi="Arial"/>
+          <w:b/>
+          <w:i w:val="false"/>
+          <w:color w:val="auto"/>
+          <w:spacing w:val="0"/>
+          <w:w w:val="100"/>
+          <w:sz w:val="20"/>
+          <w:szCs w:val="20"/>
+          <w:lang w:val="ro-RO"/>
+        </w:rPr>
+        <w:t>{{#fire.hasThirdParties}}c){{/fire.hasThirdParties}}{{^fire.hasThirdParties}}b){{/fire.hasThirdParties}}</w:t>
       </w:r>
       <w:r>
         <w:rPr>
@@ -402,7 +494,7 @@
           <w:szCs w:val="20"/>
           <w:lang w:val="ro-RO"/>
         </w:rPr>
-        <w:t>c)</w:t>
+        <w:t>{{#fire.hasThirdParties}}d){{/fire.hasThirdParties}}{{^fire.hasThirdParties}}c){{/fire.hasThirdParties}}</w:t>
       </w:r>
       <w:r>
         <w:rPr>
@@ -450,7 +542,7 @@
           <w:szCs w:val="20"/>
           <w:lang w:val="ro-RO"/>
         </w:rPr>
-        <w:t>d)</w:t>
+        <w:t>{{#fire.hasThirdParties}}e){{/fire.hasThirdParties}}{{^fire.hasThirdParties}}d){{/fire.hasThirdParties}}</w:t>
       </w:r>
       <w:r>
         <w:rPr>
@@ -498,7 +590,7 @@
           <w:szCs w:val="20"/>
           <w:lang w:val="ro-RO"/>
         </w:rPr>
-        <w:t>e)</w:t>
+        <w:t>{{#fire.hasThirdParties}}f){{/fire.hasThirdParties}}{{^fire.hasThirdParties}}e){{/fire.hasThirdParties}}</w:t>
       </w:r>
       <w:r>
         <w:rPr>
@@ -3174,6 +3266,685 @@
                 <w:lang w:val="ro-RO"/>
               </w:rPr>
               <w:t>X</w:t>
+            </w:r>
+          </w:p>
+        </w:tc>
+      </w:tr>
+      <w:tr>
+        <w:trPr/>
+        <w:tc>
+          <w:tcPr>
+            <w:tcW w:w="1837" w:type="dxa"/>
+            <w:tcBorders>
+              <w:left w:val="single" w:sz="4" w:space="0" w:color="000000"/>
+              <w:bottom w:val="single" w:sz="4" w:space="0" w:color="000000"/>
+            </w:tcBorders>
+            <w:vAlign w:val="center"/>
+          </w:tcPr>
+          <w:p>
+            <w:pPr>
+              <w:pStyle w:val="TableContents"/>
+              <w:keepNext w:val="true"/>
+              <w:widowControl/>
+              <w:spacing w:before="0" w:after="0"/>
+              <w:ind w:hanging="0" w:left="0"/>
+              <w:jc w:val="left"/>
+              <w:rPr>
+                <w:rFonts w:ascii="Arial" w:hAnsi="Arial" w:eastAsia="Arial" w:cs="Arial"/>
+                <w:b w:val="false"/>
+                <w:i w:val="false"/>
+                <w:color w:val="auto"/>
+                <w:spacing w:val="0"/>
+                <w:w w:val="100"/>
+                <w:sz w:val="16"/>
+                <w:szCs w:val="16"/>
+                <w:lang w:val="ro-RO"/>
+              </w:rPr>
+            </w:pPr>
+            <w:r>
+              <w:rPr>
+                <w:rFonts w:eastAsia="Arial" w:cs="Arial" w:ascii="Arial" w:hAnsi="Arial"/>
+                <w:b w:val="false"/>
+                <w:i w:val="false"/>
+                <w:color w:val="auto"/>
+                <w:spacing w:val="0"/>
+                <w:w w:val="100"/>
+                <w:sz w:val="16"/>
+                <w:szCs w:val="16"/>
+                <w:lang w:val="ro-RO"/>
+              </w:rPr>
+              <w:t>{{#fire.hasThirdParties}}Coordonatorul privind apărarea împotriva incendiilor și cadrul tehnic</w:t>
+            </w:r>
+          </w:p>
+        </w:tc>
+        <w:tc>
+          <w:tcPr>
+            <w:tcW w:w="1365" w:type="dxa"/>
+            <w:tcBorders>
+              <w:left w:val="single" w:sz="4" w:space="0" w:color="000000"/>
+              <w:bottom w:val="single" w:sz="4" w:space="0" w:color="000000"/>
+            </w:tcBorders>
+            <w:vAlign w:val="center"/>
+          </w:tcPr>
+          <w:p>
+            <w:pPr>
+              <w:pStyle w:val="TableContents"/>
+              <w:keepNext w:val="false"/>
+              <w:widowControl/>
+              <w:spacing w:before="0" w:after="0"/>
+              <w:ind w:hanging="0" w:left="0"/>
+              <w:jc w:val="center"/>
+              <w:rPr>
+                <w:rFonts w:ascii="Arial" w:hAnsi="Arial" w:eastAsia="Arial" w:cs="Arial"/>
+                <w:b w:val="false"/>
+                <w:i w:val="false"/>
+                <w:color w:val="auto"/>
+                <w:spacing w:val="0"/>
+                <w:w w:val="100"/>
+                <w:sz w:val="16"/>
+                <w:szCs w:val="16"/>
+                <w:lang w:val="ro-RO"/>
+              </w:rPr>
+            </w:pPr>
+            <w:r>
+              <w:rPr>
+                <w:rFonts w:eastAsia="Arial" w:cs="Arial" w:ascii="Arial" w:hAnsi="Arial"/>
+                <w:b w:val="false"/>
+                <w:i w:val="false"/>
+                <w:color w:val="auto"/>
+                <w:spacing w:val="0"/>
+                <w:w w:val="100"/>
+                <w:sz w:val="16"/>
+                <w:szCs w:val="16"/>
+                <w:lang w:val="ro-RO"/>
+              </w:rPr>
+              <w:t>TRIMESTRIAL</w:t>
+            </w:r>
+          </w:p>
+        </w:tc>
+        <w:tc>
+          <w:tcPr>
+            <w:tcW w:w="1365" w:type="dxa"/>
+            <w:tcBorders>
+              <w:left w:val="single" w:sz="4" w:space="0" w:color="000000"/>
+              <w:bottom w:val="single" w:sz="4" w:space="0" w:color="000000"/>
+            </w:tcBorders>
+            <w:vAlign w:val="center"/>
+          </w:tcPr>
+          <w:p>
+            <w:pPr>
+              <w:pStyle w:val="TableContents"/>
+              <w:keepNext w:val="false"/>
+              <w:widowControl/>
+              <w:spacing w:before="0" w:after="0"/>
+              <w:ind w:hanging="0" w:left="0"/>
+              <w:jc w:val="left"/>
+              <w:rPr>
+                <w:rFonts w:ascii="Arial" w:hAnsi="Arial" w:eastAsia="Arial" w:cs="Arial"/>
+                <w:b w:val="false"/>
+                <w:i w:val="false"/>
+                <w:color w:val="auto"/>
+                <w:spacing w:val="0"/>
+                <w:w w:val="100"/>
+                <w:sz w:val="16"/>
+                <w:szCs w:val="16"/>
+                <w:lang w:val="ro-RO"/>
+              </w:rPr>
+            </w:pPr>
+            <w:r>
+              <w:rPr>
+                <w:rFonts w:eastAsia="Arial" w:cs="Arial" w:ascii="Arial" w:hAnsi="Arial"/>
+                <w:b w:val="false"/>
+                <w:i w:val="false"/>
+                <w:color w:val="auto"/>
+                <w:spacing w:val="0"/>
+                <w:w w:val="100"/>
+                <w:sz w:val="16"/>
+                <w:szCs w:val="16"/>
+                <w:lang w:val="ro-RO"/>
+              </w:rPr>
+              <w:t>La persoanele juridice care desfășoară activități în perimetru</w:t>
+            </w:r>
+          </w:p>
+        </w:tc>
+        <w:tc>
+          <w:tcPr>
+            <w:tcW w:w="399" w:type="dxa"/>
+            <w:tcBorders>
+              <w:left w:val="single" w:sz="4" w:space="0" w:color="000000"/>
+              <w:bottom w:val="single" w:sz="4" w:space="0" w:color="000000"/>
+            </w:tcBorders>
+            <w:vAlign w:val="center"/>
+          </w:tcPr>
+          <w:p>
+            <w:pPr>
+              <w:pStyle w:val="TableContents"/>
+              <w:keepNext w:val="false"/>
+              <w:widowControl/>
+              <w:spacing w:before="0" w:after="0"/>
+              <w:ind w:hanging="0" w:left="0"/>
+              <w:jc w:val="center"/>
+              <w:rPr>
+                <w:rFonts w:ascii="Arial" w:hAnsi="Arial" w:eastAsia="Arial" w:cs="Arial"/>
+                <w:b w:val="false"/>
+                <w:i w:val="false"/>
+                <w:color w:val="auto"/>
+                <w:spacing w:val="0"/>
+                <w:w w:val="100"/>
+                <w:sz w:val="16"/>
+                <w:szCs w:val="16"/>
+                <w:lang w:val="ro-RO"/>
+              </w:rPr>
+            </w:pPr>
+            <w:r>
+              <w:rPr>
+                <w:rFonts w:eastAsia="Arial" w:cs="Arial" w:ascii="Arial" w:hAnsi="Arial"/>
+                <w:b w:val="false"/>
+                <w:i w:val="false"/>
+                <w:color w:val="auto"/>
+                <w:spacing w:val="0"/>
+                <w:w w:val="100"/>
+                <w:sz w:val="16"/>
+                <w:szCs w:val="16"/>
+                <w:lang w:val="ro-RO"/>
+              </w:rPr>
+              <w:t>–</w:t>
+            </w:r>
+          </w:p>
+        </w:tc>
+        <w:tc>
+          <w:tcPr>
+            <w:tcW w:w="399" w:type="dxa"/>
+            <w:tcBorders>
+              <w:left w:val="single" w:sz="4" w:space="0" w:color="000000"/>
+              <w:bottom w:val="single" w:sz="4" w:space="0" w:color="000000"/>
+            </w:tcBorders>
+            <w:vAlign w:val="center"/>
+          </w:tcPr>
+          <w:p>
+            <w:pPr>
+              <w:pStyle w:val="TableContents"/>
+              <w:keepNext w:val="false"/>
+              <w:widowControl/>
+              <w:spacing w:before="0" w:after="0"/>
+              <w:ind w:hanging="0" w:left="0"/>
+              <w:jc w:val="center"/>
+              <w:rPr>
+                <w:rFonts w:ascii="Arial" w:hAnsi="Arial" w:eastAsia="Arial" w:cs="Arial"/>
+                <w:b w:val="false"/>
+                <w:i w:val="false"/>
+                <w:color w:val="auto"/>
+                <w:spacing w:val="0"/>
+                <w:w w:val="100"/>
+                <w:sz w:val="16"/>
+                <w:szCs w:val="16"/>
+                <w:lang w:val="ro-RO"/>
+              </w:rPr>
+            </w:pPr>
+            <w:r>
+              <w:rPr>
+                <w:rFonts w:eastAsia="Arial" w:cs="Arial" w:ascii="Arial" w:hAnsi="Arial"/>
+                <w:b w:val="false"/>
+                <w:i w:val="false"/>
+                <w:color w:val="auto"/>
+                <w:spacing w:val="0"/>
+                <w:w w:val="100"/>
+                <w:sz w:val="16"/>
+                <w:szCs w:val="16"/>
+                <w:lang w:val="ro-RO"/>
+              </w:rPr>
+              <w:t>–</w:t>
+            </w:r>
+          </w:p>
+        </w:tc>
+        <w:tc>
+          <w:tcPr>
+            <w:tcW w:w="399" w:type="dxa"/>
+            <w:tcBorders>
+              <w:left w:val="single" w:sz="4" w:space="0" w:color="000000"/>
+              <w:bottom w:val="single" w:sz="4" w:space="0" w:color="000000"/>
+            </w:tcBorders>
+            <w:vAlign w:val="center"/>
+          </w:tcPr>
+          <w:p>
+            <w:pPr>
+              <w:pStyle w:val="TableContents"/>
+              <w:keepNext w:val="false"/>
+              <w:widowControl/>
+              <w:spacing w:before="0" w:after="0"/>
+              <w:ind w:hanging="0" w:left="0"/>
+              <w:jc w:val="center"/>
+              <w:rPr>
+                <w:rFonts w:ascii="Arial" w:hAnsi="Arial" w:eastAsia="Arial" w:cs="Arial"/>
+                <w:b w:val="false"/>
+                <w:i w:val="false"/>
+                <w:color w:val="auto"/>
+                <w:spacing w:val="0"/>
+                <w:w w:val="100"/>
+                <w:sz w:val="16"/>
+                <w:szCs w:val="16"/>
+                <w:lang w:val="ro-RO"/>
+              </w:rPr>
+            </w:pPr>
+            <w:r>
+              <w:rPr>
+                <w:rFonts w:eastAsia="Arial" w:cs="Arial" w:ascii="Arial" w:hAnsi="Arial"/>
+                <w:b w:val="false"/>
+                <w:i w:val="false"/>
+                <w:color w:val="auto"/>
+                <w:spacing w:val="0"/>
+                <w:w w:val="100"/>
+                <w:sz w:val="16"/>
+                <w:szCs w:val="16"/>
+                <w:lang w:val="ro-RO"/>
+              </w:rPr>
+              <w:t>X</w:t>
+            </w:r>
+          </w:p>
+        </w:tc>
+        <w:tc>
+          <w:tcPr>
+            <w:tcW w:w="399" w:type="dxa"/>
+            <w:tcBorders>
+              <w:left w:val="single" w:sz="4" w:space="0" w:color="000000"/>
+              <w:bottom w:val="single" w:sz="4" w:space="0" w:color="000000"/>
+            </w:tcBorders>
+            <w:vAlign w:val="center"/>
+          </w:tcPr>
+          <w:p>
+            <w:pPr>
+              <w:pStyle w:val="TableContents"/>
+              <w:keepNext w:val="false"/>
+              <w:widowControl/>
+              <w:spacing w:before="0" w:after="0"/>
+              <w:ind w:hanging="0" w:left="0"/>
+              <w:jc w:val="center"/>
+              <w:rPr>
+                <w:rFonts w:ascii="Arial" w:hAnsi="Arial" w:eastAsia="Arial" w:cs="Arial"/>
+                <w:b w:val="false"/>
+                <w:i w:val="false"/>
+                <w:color w:val="auto"/>
+                <w:spacing w:val="0"/>
+                <w:w w:val="100"/>
+                <w:sz w:val="16"/>
+                <w:szCs w:val="16"/>
+                <w:lang w:val="ro-RO"/>
+              </w:rPr>
+            </w:pPr>
+            <w:r>
+              <w:rPr>
+                <w:rFonts w:eastAsia="Arial" w:cs="Arial" w:ascii="Arial" w:hAnsi="Arial"/>
+                <w:b w:val="false"/>
+                <w:i w:val="false"/>
+                <w:color w:val="auto"/>
+                <w:spacing w:val="0"/>
+                <w:w w:val="100"/>
+                <w:sz w:val="16"/>
+                <w:szCs w:val="16"/>
+                <w:lang w:val="ro-RO"/>
+              </w:rPr>
+              <w:t>–</w:t>
+            </w:r>
+          </w:p>
+        </w:tc>
+        <w:tc>
+          <w:tcPr>
+            <w:tcW w:w="399" w:type="dxa"/>
+            <w:tcBorders>
+              <w:left w:val="single" w:sz="4" w:space="0" w:color="000000"/>
+              <w:bottom w:val="single" w:sz="4" w:space="0" w:color="000000"/>
+            </w:tcBorders>
+            <w:vAlign w:val="center"/>
+          </w:tcPr>
+          <w:p>
+            <w:pPr>
+              <w:pStyle w:val="TableContents"/>
+              <w:keepNext w:val="false"/>
+              <w:widowControl/>
+              <w:spacing w:before="0" w:after="0"/>
+              <w:ind w:hanging="0" w:left="0"/>
+              <w:jc w:val="center"/>
+              <w:rPr>
+                <w:rFonts w:ascii="Arial" w:hAnsi="Arial" w:eastAsia="Arial" w:cs="Arial"/>
+                <w:b w:val="false"/>
+                <w:i w:val="false"/>
+                <w:color w:val="auto"/>
+                <w:spacing w:val="0"/>
+                <w:w w:val="100"/>
+                <w:sz w:val="16"/>
+                <w:szCs w:val="16"/>
+                <w:lang w:val="ro-RO"/>
+              </w:rPr>
+            </w:pPr>
+            <w:r>
+              <w:rPr>
+                <w:rFonts w:eastAsia="Arial" w:cs="Arial" w:ascii="Arial" w:hAnsi="Arial"/>
+                <w:b w:val="false"/>
+                <w:i w:val="false"/>
+                <w:color w:val="auto"/>
+                <w:spacing w:val="0"/>
+                <w:w w:val="100"/>
+                <w:sz w:val="16"/>
+                <w:szCs w:val="16"/>
+                <w:lang w:val="ro-RO"/>
+              </w:rPr>
+              <w:t>–</w:t>
+            </w:r>
+          </w:p>
+        </w:tc>
+        <w:tc>
+          <w:tcPr>
+            <w:tcW w:w="398" w:type="dxa"/>
+            <w:tcBorders>
+              <w:left w:val="single" w:sz="4" w:space="0" w:color="000000"/>
+              <w:bottom w:val="single" w:sz="4" w:space="0" w:color="000000"/>
+            </w:tcBorders>
+            <w:vAlign w:val="center"/>
+          </w:tcPr>
+          <w:p>
+            <w:pPr>
+              <w:pStyle w:val="TableContents"/>
+              <w:keepNext w:val="false"/>
+              <w:widowControl/>
+              <w:spacing w:before="0" w:after="0"/>
+              <w:ind w:hanging="0" w:left="0"/>
+              <w:jc w:val="center"/>
+              <w:rPr>
+                <w:rFonts w:ascii="Arial" w:hAnsi="Arial" w:eastAsia="Arial" w:cs="Arial"/>
+                <w:b w:val="false"/>
+                <w:i w:val="false"/>
+                <w:color w:val="auto"/>
+                <w:spacing w:val="0"/>
+                <w:w w:val="100"/>
+                <w:sz w:val="16"/>
+                <w:szCs w:val="16"/>
+                <w:lang w:val="ro-RO"/>
+              </w:rPr>
+            </w:pPr>
+            <w:r>
+              <w:rPr>
+                <w:rFonts w:eastAsia="Arial" w:cs="Arial" w:ascii="Arial" w:hAnsi="Arial"/>
+                <w:b w:val="false"/>
+                <w:i w:val="false"/>
+                <w:color w:val="auto"/>
+                <w:spacing w:val="0"/>
+                <w:w w:val="100"/>
+                <w:sz w:val="16"/>
+                <w:szCs w:val="16"/>
+                <w:lang w:val="ro-RO"/>
+              </w:rPr>
+              <w:t>X</w:t>
+            </w:r>
+          </w:p>
+        </w:tc>
+        <w:tc>
+          <w:tcPr>
+            <w:tcW w:w="400" w:type="dxa"/>
+            <w:tcBorders>
+              <w:left w:val="single" w:sz="4" w:space="0" w:color="000000"/>
+              <w:bottom w:val="single" w:sz="4" w:space="0" w:color="000000"/>
+            </w:tcBorders>
+            <w:vAlign w:val="center"/>
+          </w:tcPr>
+          <w:p>
+            <w:pPr>
+              <w:pStyle w:val="TableContents"/>
+              <w:keepNext w:val="false"/>
+              <w:widowControl/>
+              <w:spacing w:before="0" w:after="0"/>
+              <w:ind w:hanging="0" w:left="0"/>
+              <w:jc w:val="center"/>
+              <w:rPr>
+                <w:rFonts w:ascii="Arial" w:hAnsi="Arial" w:eastAsia="Arial" w:cs="Arial"/>
+                <w:b w:val="false"/>
+                <w:i w:val="false"/>
+                <w:color w:val="auto"/>
+                <w:spacing w:val="0"/>
+                <w:w w:val="100"/>
+                <w:sz w:val="16"/>
+                <w:szCs w:val="16"/>
+                <w:lang w:val="ro-RO"/>
+              </w:rPr>
+            </w:pPr>
+            <w:r>
+              <w:rPr>
+                <w:rFonts w:eastAsia="Arial" w:cs="Arial" w:ascii="Arial" w:hAnsi="Arial"/>
+                <w:b w:val="false"/>
+                <w:i w:val="false"/>
+                <w:color w:val="auto"/>
+                <w:spacing w:val="0"/>
+                <w:w w:val="100"/>
+                <w:sz w:val="16"/>
+                <w:szCs w:val="16"/>
+                <w:lang w:val="ro-RO"/>
+              </w:rPr>
+              <w:t>–</w:t>
+            </w:r>
+          </w:p>
+        </w:tc>
+        <w:tc>
+          <w:tcPr>
+            <w:tcW w:w="398" w:type="dxa"/>
+            <w:tcBorders>
+              <w:left w:val="single" w:sz="4" w:space="0" w:color="000000"/>
+              <w:bottom w:val="single" w:sz="4" w:space="0" w:color="000000"/>
+            </w:tcBorders>
+            <w:vAlign w:val="center"/>
+          </w:tcPr>
+          <w:p>
+            <w:pPr>
+              <w:pStyle w:val="TableContents"/>
+              <w:keepNext w:val="false"/>
+              <w:widowControl/>
+              <w:spacing w:before="0" w:after="0"/>
+              <w:ind w:hanging="0" w:left="0"/>
+              <w:jc w:val="center"/>
+              <w:rPr>
+                <w:rFonts w:ascii="Arial" w:hAnsi="Arial" w:eastAsia="Arial" w:cs="Arial"/>
+                <w:b w:val="false"/>
+                <w:i w:val="false"/>
+                <w:color w:val="auto"/>
+                <w:spacing w:val="0"/>
+                <w:w w:val="100"/>
+                <w:sz w:val="16"/>
+                <w:szCs w:val="16"/>
+                <w:lang w:val="ro-RO"/>
+              </w:rPr>
+            </w:pPr>
+            <w:r>
+              <w:rPr>
+                <w:rFonts w:eastAsia="Arial" w:cs="Arial" w:ascii="Arial" w:hAnsi="Arial"/>
+                <w:b w:val="false"/>
+                <w:i w:val="false"/>
+                <w:color w:val="auto"/>
+                <w:spacing w:val="0"/>
+                <w:w w:val="100"/>
+                <w:sz w:val="16"/>
+                <w:szCs w:val="16"/>
+                <w:lang w:val="ro-RO"/>
+              </w:rPr>
+              <w:t>–</w:t>
+            </w:r>
+          </w:p>
+        </w:tc>
+        <w:tc>
+          <w:tcPr>
+            <w:tcW w:w="400" w:type="dxa"/>
+            <w:tcBorders>
+              <w:left w:val="single" w:sz="4" w:space="0" w:color="000000"/>
+              <w:bottom w:val="single" w:sz="4" w:space="0" w:color="000000"/>
+            </w:tcBorders>
+            <w:vAlign w:val="center"/>
+          </w:tcPr>
+          <w:p>
+            <w:pPr>
+              <w:pStyle w:val="TableContents"/>
+              <w:keepNext w:val="false"/>
+              <w:widowControl/>
+              <w:spacing w:before="0" w:after="0"/>
+              <w:ind w:hanging="0" w:left="0"/>
+              <w:jc w:val="center"/>
+              <w:rPr>
+                <w:rFonts w:ascii="Arial" w:hAnsi="Arial" w:eastAsia="Arial" w:cs="Arial"/>
+                <w:b w:val="false"/>
+                <w:i w:val="false"/>
+                <w:color w:val="auto"/>
+                <w:spacing w:val="0"/>
+                <w:w w:val="100"/>
+                <w:sz w:val="16"/>
+                <w:szCs w:val="16"/>
+                <w:lang w:val="ro-RO"/>
+              </w:rPr>
+            </w:pPr>
+            <w:r>
+              <w:rPr>
+                <w:rFonts w:eastAsia="Arial" w:cs="Arial" w:ascii="Arial" w:hAnsi="Arial"/>
+                <w:b w:val="false"/>
+                <w:i w:val="false"/>
+                <w:color w:val="auto"/>
+                <w:spacing w:val="0"/>
+                <w:w w:val="100"/>
+                <w:sz w:val="16"/>
+                <w:szCs w:val="16"/>
+                <w:lang w:val="ro-RO"/>
+              </w:rPr>
+              <w:t>X</w:t>
+            </w:r>
+          </w:p>
+        </w:tc>
+        <w:tc>
+          <w:tcPr>
+            <w:tcW w:w="398" w:type="dxa"/>
+            <w:tcBorders>
+              <w:left w:val="single" w:sz="4" w:space="0" w:color="000000"/>
+              <w:bottom w:val="single" w:sz="4" w:space="0" w:color="000000"/>
+            </w:tcBorders>
+            <w:vAlign w:val="center"/>
+          </w:tcPr>
+          <w:p>
+            <w:pPr>
+              <w:pStyle w:val="TableContents"/>
+              <w:keepNext w:val="false"/>
+              <w:widowControl/>
+              <w:spacing w:before="0" w:after="0"/>
+              <w:ind w:hanging="0" w:left="0"/>
+              <w:jc w:val="center"/>
+              <w:rPr>
+                <w:rFonts w:ascii="Arial" w:hAnsi="Arial" w:eastAsia="Arial" w:cs="Arial"/>
+                <w:b w:val="false"/>
+                <w:i w:val="false"/>
+                <w:color w:val="auto"/>
+                <w:spacing w:val="0"/>
+                <w:w w:val="100"/>
+                <w:sz w:val="16"/>
+                <w:szCs w:val="16"/>
+                <w:lang w:val="ro-RO"/>
+              </w:rPr>
+            </w:pPr>
+            <w:r>
+              <w:rPr>
+                <w:rFonts w:eastAsia="Arial" w:cs="Arial" w:ascii="Arial" w:hAnsi="Arial"/>
+                <w:b w:val="false"/>
+                <w:i w:val="false"/>
+                <w:color w:val="auto"/>
+                <w:spacing w:val="0"/>
+                <w:w w:val="100"/>
+                <w:sz w:val="16"/>
+                <w:szCs w:val="16"/>
+                <w:lang w:val="ro-RO"/>
+              </w:rPr>
+              <w:t>–</w:t>
+            </w:r>
+          </w:p>
+        </w:tc>
+        <w:tc>
+          <w:tcPr>
+            <w:tcW w:w="400" w:type="dxa"/>
+            <w:tcBorders>
+              <w:left w:val="single" w:sz="4" w:space="0" w:color="000000"/>
+              <w:bottom w:val="single" w:sz="4" w:space="0" w:color="000000"/>
+            </w:tcBorders>
+            <w:vAlign w:val="center"/>
+          </w:tcPr>
+          <w:p>
+            <w:pPr>
+              <w:pStyle w:val="TableContents"/>
+              <w:keepNext w:val="false"/>
+              <w:widowControl/>
+              <w:spacing w:before="0" w:after="0"/>
+              <w:ind w:hanging="0" w:left="0"/>
+              <w:jc w:val="center"/>
+              <w:rPr>
+                <w:rFonts w:ascii="Arial" w:hAnsi="Arial" w:eastAsia="Arial" w:cs="Arial"/>
+                <w:b w:val="false"/>
+                <w:i w:val="false"/>
+                <w:color w:val="auto"/>
+                <w:spacing w:val="0"/>
+                <w:w w:val="100"/>
+                <w:sz w:val="16"/>
+                <w:szCs w:val="16"/>
+                <w:lang w:val="ro-RO"/>
+              </w:rPr>
+            </w:pPr>
+            <w:r>
+              <w:rPr>
+                <w:rFonts w:eastAsia="Arial" w:cs="Arial" w:ascii="Arial" w:hAnsi="Arial"/>
+                <w:b w:val="false"/>
+                <w:i w:val="false"/>
+                <w:color w:val="auto"/>
+                <w:spacing w:val="0"/>
+                <w:w w:val="100"/>
+                <w:sz w:val="16"/>
+                <w:szCs w:val="16"/>
+                <w:lang w:val="ro-RO"/>
+              </w:rPr>
+              <w:t>–</w:t>
+            </w:r>
+          </w:p>
+        </w:tc>
+        <w:tc>
+          <w:tcPr>
+            <w:tcW w:w="399" w:type="dxa"/>
+            <w:tcBorders>
+              <w:left w:val="single" w:sz="4" w:space="0" w:color="000000"/>
+              <w:bottom w:val="single" w:sz="4" w:space="0" w:color="000000"/>
+              <w:right w:val="single" w:sz="4" w:space="0" w:color="000000"/>
+            </w:tcBorders>
+            <w:vAlign w:val="center"/>
+          </w:tcPr>
+          <w:p>
+            <w:pPr>
+              <w:pStyle w:val="TableContents"/>
+              <w:keepNext w:val="false"/>
+              <w:widowControl/>
+              <w:spacing w:before="0" w:after="0"/>
+              <w:ind w:hanging="0" w:left="0"/>
+              <w:jc w:val="center"/>
+              <w:rPr>
+                <w:rFonts w:ascii="Arial" w:hAnsi="Arial" w:eastAsia="Arial" w:cs="Arial"/>
+                <w:b w:val="false"/>
+                <w:i w:val="false"/>
+                <w:color w:val="auto"/>
+                <w:spacing w:val="0"/>
+                <w:w w:val="100"/>
+                <w:sz w:val="16"/>
+                <w:szCs w:val="16"/>
+                <w:lang w:val="ro-RO"/>
+              </w:rPr>
+            </w:pPr>
+            <w:r>
+              <w:rPr>
+                <w:rFonts w:eastAsia="Arial" w:cs="Arial" w:ascii="Arial" w:hAnsi="Arial"/>
+                <w:b w:val="false"/>
+                <w:i w:val="false"/>
+                <w:color w:val="auto"/>
+                <w:spacing w:val="0"/>
+                <w:w w:val="100"/>
+                <w:sz w:val="16"/>
+                <w:szCs w:val="16"/>
+                <w:lang w:val="ro-RO"/>
+              </w:rPr>
+              <w:t>X{{/fire.hasThirdParties}}</w:t>
             </w:r>
           </w:p>
         </w:tc>

--- a/packages/document-engine/templates/fire/1.9_fire_decision_control.docx
+++ b/packages/document-engine/templates/fire/1.9_fire_decision_control.docx
@@ -240,7 +240,7 @@
           <w:szCs w:val="20"/>
           <w:lang w:val="ro-RO"/>
         </w:rPr>
-        <w:t>Structura cu atribuții de apărare împotriva incendiilor, formată din {{fire.coordinator.name}}, având funcția de {{fire.coordinator.jobTitleRunOn}}, coordonator privind apărarea împotriva incendiilor, și {{fireSafetyTechnician.name}}, cadru tehnic cu atribuții în domeniul apărării împotriva incendiilor, reprezentant al {{provider.legalName}}, întocmește anual un grafic pentru efectuarea controlului de către structura cu atribuții și șefii locurilor de muncă.</w:t>
+        <w:t xml:space="preserve">Structura cu atribuții de apărare împotriva incendiilor, formată din {{fire.coordinator.name}}, având funcția de {{fire.coordinator.jobTitleRunOn}}, coordonator privind apărarea împotriva incendiilor, și {{fireSafetyTechnician.name}}, cadru tehnic cu atribuții în domeniul apărării împotriva incendiilor, reprezentant al {{provider.legalName}}, întocmește anual un grafic pentru efectuarea controlului de către structura cu atribuții și conducătorii locurilor de muncă.</w:t>
       </w:r>
     </w:p>
     <w:p>
@@ -509,7 +509,7 @@
           <w:lang w:val="ro-RO"/>
         </w:rPr>
         <w:tab/>
-        <w:t>șefii locurilor de muncă – zilnic sau pe schimb, la locul de muncă pe care îl conduc (OMAI 163/2007 – art. 149 alin. (1) lit. c));</w:t>
+        <w:t xml:space="preserve">conducătorii locurilor de muncă – zilnic sau pe schimb, la locul de muncă pe care îl conduc (OMAI 163/2007 – art. 149 alin. (1) lit. c));</w:t>
       </w:r>
     </w:p>
     <w:p>
@@ -815,7 +815,7 @@
           <w:szCs w:val="20"/>
           <w:lang w:val="ro-RO"/>
         </w:rPr>
-        <w:t>Constatările se aduc la cunoștința coordonatorului privind apărarea împotriva incendiilor și a cadrului tehnic de către șefii locurilor de muncă, lunar.</w:t>
+        <w:t xml:space="preserve">Constatările se aduc la cunoștința coordonatorului privind apărarea împotriva incendiilor și a cadrului tehnic de către conducătorii locurilor de muncă, lunar.</w:t>
       </w:r>
     </w:p>
     <w:p>
@@ -848,7 +848,7 @@
           <w:szCs w:val="20"/>
           <w:lang w:val="ro-RO"/>
         </w:rPr>
-        <w:t>Coordonatorul privind apărarea împotriva incendiilor și cadrul tehnic centralizează constatările șefilor locurilor de muncă.</w:t>
+        <w:t xml:space="preserve">Coordonatorul privind apărarea împotriva incendiilor și cadrul tehnic centralizează constatările conducătorilor locurilor de muncă.</w:t>
       </w:r>
     </w:p>
     <w:p>
@@ -1364,7 +1364,7 @@
           <w:szCs w:val="20"/>
           <w:lang w:val="ro-RO"/>
         </w:rPr>
-        <w:t>Deciziile care se iau se înscriu și se aprobă în hotărârea ședinței de analiză și se aduc la cunoștința persoanelor care întocmesc următoarele documente:</w:t>
+        <w:t xml:space="preserve">Hotărârile ședinței de analiză se aduc la cunoștința persoanelor care întocmesc următoarele documente:</w:t>
       </w:r>
     </w:p>
     <w:p>
@@ -1508,7 +1508,7 @@
           <w:lang w:val="ro-RO"/>
         </w:rPr>
         <w:tab/>
-        <w:t>constatările șefilor locurilor de muncă;</w:t>
+        <w:t xml:space="preserve">constatările conducătorilor locurilor de muncă;</w:t>
       </w:r>
     </w:p>
     <w:p>
@@ -1652,7 +1652,7 @@
           <w:lang w:val="ro-RO"/>
         </w:rPr>
         <w:tab/>
-        <w:t>rezultatul controlului semestrial executat de structura cu atribuții;</w:t>
+        <w:t xml:space="preserve">rezultatul controlului trimestrial executat de structura cu atribuții;</w:t>
       </w:r>
     </w:p>
     <w:p>
@@ -1829,7 +1829,7 @@
           <w:szCs w:val="20"/>
           <w:lang w:val="ro-RO"/>
         </w:rPr>
-        <w:t>De ducerea la îndeplinire a prezentei decizii răspund structura cu atribuții și șefii locurilor de muncă.</w:t>
+        <w:t xml:space="preserve">De ducerea la îndeplinire a prezentei decizii răspund structura cu atribuții și conducătorii locurilor de muncă.</w:t>
       </w:r>
     </w:p>
     <w:p>
@@ -5350,7 +5350,7 @@
                 <w:szCs w:val="16"/>
                 <w:lang w:val="ro-RO"/>
               </w:rPr>
-              <w:t>Șefii locurilor de muncă</w:t>
+              <w:t xml:space="preserve">Conducătorii locurilor de muncă</w:t>
             </w:r>
           </w:p>
         </w:tc>
